--- a/提交/论文/论文.docx
+++ b/提交/论文/论文.docx
@@ -16235,7 +16235,7 @@
                 <w:rFonts w:ascii="Songti SC" w:hAnsi="Songti SC" w:eastAsia="宋体"/>
                 <w:b/>
               </w:rPr>
-              <w:t>20/20</w:t>
+              <w:t>31/31</w:t>
             </w:r>
           </w:p>
         </w:tc>

--- a/提交/论文/论文.docx
+++ b/提交/论文/论文.docx
@@ -46,7 +46,7 @@
         <w:rPr>
           <w:rFonts w:ascii="Songti SC" w:hAnsi="Songti SC" w:eastAsia="宋体"/>
         </w:rPr>
-        <w:t xml:space="preserve">：以 30 m DEM 为几何基准，先由「标准航程—可用能量」唯一相容读法建立分段计费的能耗模型（§4.1.2），再以「需求（首批/医疗硬时限）→ 资源（实体机/电池/中继）→ 通信（逐时刻链路预算零中断）」三层约束依次收紧可行域，最后在冻结任务结构的前提下核算分区资源。全部物理规则实现于单一模块，并以 189 条断言与静态检查保证四问口径一致。全文统一以 </w:t>
+        <w:t xml:space="preserve">：以 30 m DEM 为几何基准，先由「标准航程—可用能量」唯一相容读法建立分段计费的能耗模型（§4.1.2），再以「需求（首批/医疗硬时限）→ 资源（实体机/电池/中继）→ 通信（逐时刻链路预算零中断）」三层约束依次收紧可行域，最后在冻结任务结构的前提下核算分区资源。全部物理规则实现于单一模块，并以 9 套验证套件（逾 230 条断言）与静态检查保证四问口径一致。全文统一以 </w:t>
       </w:r>
       <w:r>
         <w:rPr>
@@ -59,7 +59,7 @@
         <w:rPr>
           <w:rFonts w:ascii="Songti SC" w:hAnsi="Songti SC" w:eastAsia="宋体"/>
         </w:rPr>
-        <w:t xml:space="preserve"> 为唯一物理规则实现，通过 51 条验证断言、52 条独立校验断言与 6 项治理硬检查确保口径一致。</w:t>
+        <w:t xml:space="preserve"> 为唯一物理规则实现，通过 51 条验证断言、52 条独立校验断言、66 条论文—结果交叉对表与 6 项治理硬检查确保口径一致。</w:t>
       </w:r>
     </w:p>
     <w:p>
@@ -762,7 +762,31 @@
         <w:rPr>
           <w:rFonts w:ascii="Songti SC" w:hAnsi="Songti SC" w:eastAsia="宋体"/>
         </w:rPr>
-        <w:t>2026 年 7 月，受台风"美莎克"持续强降雨影响，广西横州市镇龙乡出现洪水、山体落石与道路塌方，核心受灾区域一度交通中断、通信不畅[1]，全乡约 8000 人受困[2]。灾后早期需向 15 个服务区投送饮用水、应急食品、医疗物资与生活卫生用品，共 80 个不可拆货箱。无人机受地面道路影响小，但山区地形遮挡使通信链路成为与运输同等的硬约束。</w:t>
+        <w:t>2026 年 7 月，受台风"美莎克"持续强降雨影响，广西横州市镇龙乡出现洪水、山体落石与道路塌方，核心受灾区域一度交通中断、通信不畅[1]，全乡约 8000 人受困[2]。灾后早期需向 15 个服务区投送饮用水、应急食品、医疗物资与生活卫生用品，共 80 个不可拆货箱。与地面运输相比，无人机受道路损毁影响小、起降灵活，是"断路断电断网"情境下应急物资投送与通信保障的天然载体；但其短板同样突出——载荷与航程有限、电池能量受返航安全余量约束，且在山区地形中视距链路易被山体遮蔽而中断。</w:t>
+      </w:r>
+    </w:p>
+    <w:p>
+      <w:pPr>
+        <w:ind w:firstLine="420"/>
+      </w:pPr>
+      <w:r>
+        <w:rPr>
+          <w:rFonts w:ascii="Songti SC" w:hAnsi="Songti SC" w:eastAsia="宋体"/>
+        </w:rPr>
+        <w:t>无人机配送的能耗建模已有较成熟的文献基础：Dorling 等[4]将无人机配送建模为车辆路径问题并给出功率—质量线性拟合；Zhang 等[5]系统比较了多类能耗模型，指出"仅按稳态平飞估算会显著低估整程能耗，完整飞行剖面可使估算上升 100% 以上"。在通信侧，Zeng 等[8]指出山区地形阴影与灾害导致的设施损毁是无人机链路的典型挑战，且"提高无人机海拔虽会增大自由空间损耗，但也提高获得视距链路的可能性"——这一张力正是本文问题三中继悬停高度权衡的物理根源。上述文献的共同局限在于：要么未同时考虑运输与通信的耦合，要么依赖实测功率系数而无法直接用于本题"只给标准航程与可用能量"的题设。本文的贡献正在于，在附件给定数据的约束下，建立一套</w:t>
+      </w:r>
+      <w:r>
+        <w:rPr>
+          <w:rFonts w:ascii="Songti SC" w:hAnsi="Songti SC" w:eastAsia="宋体"/>
+          <w:b/>
+        </w:rPr>
+        <w:t>运输能力—多机调度—通信中继—任务分区</w:t>
+      </w:r>
+      <w:r>
+        <w:rPr>
+          <w:rFonts w:ascii="Songti SC" w:hAnsi="Songti SC" w:eastAsia="宋体"/>
+        </w:rPr>
+        <w:t>的四层递进模型，并以单一物理规则实现保证四问口径一致。</w:t>
       </w:r>
     </w:p>
     <w:p>
@@ -949,6 +973,222 @@
       </w:tr>
     </w:tbl>
     <w:p/>
+    <w:p>
+      <w:pPr>
+        <w:pStyle w:val="Heading3"/>
+      </w:pPr>
+      <w:r>
+        <w:rPr>
+          <w:rFonts w:ascii="Songti SC" w:hAnsi="Songti SC" w:eastAsia="宋体"/>
+        </w:rPr>
+        <w:t>1.3 问题分析</w:t>
+      </w:r>
+    </w:p>
+    <w:p>
+      <w:pPr>
+        <w:ind w:firstLine="420"/>
+      </w:pPr>
+      <w:r>
+        <w:rPr>
+          <w:rFonts w:ascii="Songti SC" w:hAnsi="Songti SC" w:eastAsia="宋体"/>
+        </w:rPr>
+        <w:t xml:space="preserve">四个子问题构成一条 </w:t>
+      </w:r>
+      <w:r>
+        <w:rPr>
+          <w:rFonts w:ascii="Songti SC" w:hAnsi="Songti SC" w:eastAsia="宋体"/>
+          <w:b/>
+        </w:rPr>
+        <w:t>能力刻画 → 资源调度 → 通信耦合 → 分区配置</w:t>
+      </w:r>
+      <w:r>
+        <w:rPr>
+          <w:rFonts w:ascii="Songti SC" w:hAnsi="Songti SC" w:eastAsia="宋体"/>
+        </w:rPr>
+        <w:t xml:space="preserve"> 的递进链，逐层收紧可行域、逐层引入新的硬约束：</w:t>
+      </w:r>
+    </w:p>
+    <w:p>
+      <w:pPr>
+        <w:pStyle w:val="ListBullet"/>
+      </w:pPr>
+      <w:r>
+        <w:rPr>
+          <w:rFonts w:ascii="Songti SC" w:hAnsi="Songti SC" w:eastAsia="宋体"/>
+          <w:b/>
+        </w:rPr>
+        <w:t>问题一是"单机能力边界"的刻画</w:t>
+      </w:r>
+      <w:r>
+        <w:rPr>
+          <w:rFonts w:ascii="Songti SC" w:hAnsi="Songti SC" w:eastAsia="宋体"/>
+        </w:rPr>
+        <w:t>。难点有二：其一，最大安全载荷须同时满足质量、体积、能量三个瓶颈，而能量瓶颈由"往返能耗 + 返航安全余量"隐式定义，需对载荷—航程插值做单调反解；其二，组批是架次数、能耗、作业时间三目标优化，三者不可同时最小。建模思路是先把三瓶颈写成显式最小值形式（§4.2.1），再以"最小架次数 + 同 k 内最小能耗"的字典序装箱得到 Pareto 前沿，从而确立"架次数 → 作业时间 → 能耗"的优先关系。</w:t>
+      </w:r>
+    </w:p>
+    <w:p>
+      <w:pPr>
+        <w:pStyle w:val="ListBullet"/>
+      </w:pPr>
+      <w:r>
+        <w:rPr>
+          <w:rFonts w:ascii="Songti SC" w:hAnsi="Songti SC" w:eastAsia="宋体"/>
+          <w:b/>
+        </w:rPr>
+        <w:t>问题二把问题一的组批放进"多机并行 + 共享电池"的真实资源环境</w:t>
+      </w:r>
+      <w:r>
+        <w:rPr>
+          <w:rFonts w:ascii="Songti SC" w:hAnsi="Songti SC" w:eastAsia="宋体"/>
+        </w:rPr>
+        <w:t>。核心矛盾是</w:t>
+      </w:r>
+      <w:r>
+        <w:rPr>
+          <w:rFonts w:ascii="Songti SC" w:hAnsi="Songti SC" w:eastAsia="宋体"/>
+          <w:b/>
+        </w:rPr>
+        <w:t>硬时限</w:t>
+      </w:r>
+      <w:r>
+        <w:rPr>
+          <w:rFonts w:ascii="Songti SC" w:hAnsi="Songti SC" w:eastAsia="宋体"/>
+        </w:rPr>
+        <w:t>（首批 30 箱、医疗 16 箱）与</w:t>
+      </w:r>
+      <w:r>
+        <w:rPr>
+          <w:rFonts w:ascii="Songti SC" w:hAnsi="Songti SC" w:eastAsia="宋体"/>
+          <w:b/>
+        </w:rPr>
+        <w:t>并发资源</w:t>
+      </w:r>
+      <w:r>
+        <w:rPr>
+          <w:rFonts w:ascii="Songti SC" w:hAnsi="Songti SC" w:eastAsia="宋体"/>
+        </w:rPr>
+        <w:t>（8 架实体机、14 组电池）的双重约束：沿用问题一的最省架次方案虽在能耗上占优，却因串行口径/装箱偏斜而无法满足逐箱硬时限。建模思路是</w:t>
+      </w:r>
+      <w:r>
+        <w:rPr>
+          <w:rFonts w:ascii="Songti SC" w:hAnsi="Songti SC" w:eastAsia="宋体"/>
+          <w:b/>
+        </w:rPr>
+        <w:t>受控对照</w:t>
+      </w:r>
+      <w:r>
+        <w:rPr>
+          <w:rFonts w:ascii="Songti SC" w:hAnsi="Songti SC" w:eastAsia="宋体"/>
+        </w:rPr>
+        <w:t>——用同一调度器比较"沿用 Q1 组批"与"两阶段重构"两方案，按及时性优先取舍，并如实披露两方案互不支配（§4.3.1）。</w:t>
+      </w:r>
+    </w:p>
+    <w:p>
+      <w:pPr>
+        <w:pStyle w:val="ListBullet"/>
+      </w:pPr>
+      <w:r>
+        <w:rPr>
+          <w:rFonts w:ascii="Songti SC" w:hAnsi="Songti SC" w:eastAsia="宋体"/>
+          <w:b/>
+        </w:rPr>
+        <w:t>问题三在问题二的运输层之上追加通信耦合</w:t>
+      </w:r>
+      <w:r>
+        <w:rPr>
+          <w:rFonts w:ascii="Songti SC" w:hAnsi="Songti SC" w:eastAsia="宋体"/>
+        </w:rPr>
+        <w:t>。难点是</w:t>
+      </w:r>
+      <w:r>
+        <w:rPr>
+          <w:rFonts w:ascii="Songti SC" w:hAnsi="Songti SC" w:eastAsia="宋体"/>
+          <w:b/>
+        </w:rPr>
+        <w:t>中继稀缺</w:t>
+      </w:r>
+      <w:r>
+        <w:rPr>
+          <w:rFonts w:ascii="Songti SC" w:hAnsi="Songti SC" w:eastAsia="宋体"/>
+        </w:rPr>
+        <w:t>（仅 2 架）与</w:t>
+      </w:r>
+      <w:r>
+        <w:rPr>
+          <w:rFonts w:ascii="Songti SC" w:hAnsi="Songti SC" w:eastAsia="宋体"/>
+          <w:b/>
+        </w:rPr>
+        <w:t>运输—中继时序互锁</w:t>
+      </w:r>
+      <w:r>
+        <w:rPr>
+          <w:rFonts w:ascii="Songti SC" w:hAnsi="Songti SC" w:eastAsia="宋体"/>
+        </w:rPr>
+        <w:t>：中继须先于运输机就位，中继不足则运输机被迫等待，等待又可能使硬时限违约。建模思路是把"运输架次"与"中继驻留段"放入同一时基做事件驱动联合调度，并把"中继不足"显式转化为"运输架次后推 + 逐箱复算交付时刻"（§4.4.3）。</w:t>
+      </w:r>
+    </w:p>
+    <w:p>
+      <w:pPr>
+        <w:pStyle w:val="ListBullet"/>
+      </w:pPr>
+      <w:r>
+        <w:rPr>
+          <w:rFonts w:ascii="Songti SC" w:hAnsi="Songti SC" w:eastAsia="宋体"/>
+          <w:b/>
+        </w:rPr>
+        <w:t>问题四在冻结问题三时间轴的前提下核算分区资源</w:t>
+      </w:r>
+      <w:r>
+        <w:rPr>
+          <w:rFonts w:ascii="Songti SC" w:hAnsi="Songti SC" w:eastAsia="宋体"/>
+        </w:rPr>
+        <w:t>。难点是"资源需求"必须由</w:t>
+      </w:r>
+      <w:r>
+        <w:rPr>
+          <w:rFonts w:ascii="Songti SC" w:hAnsi="Songti SC" w:eastAsia="宋体"/>
+          <w:b/>
+        </w:rPr>
+        <w:t>并发峰值</w:t>
+      </w:r>
+      <w:r>
+        <w:rPr>
+          <w:rFonts w:ascii="Songti SC" w:hAnsi="Songti SC" w:eastAsia="宋体"/>
+        </w:rPr>
+        <w:t>定义（而非简单计数），且分区须在组间均衡约束下才具有"分组救援"的意义。建模思路是冻结绝对时间轴 → 取占用区间并发峰值 → 全枚举均衡划分，得到"缺口率最小"的精确最优分区（§4.5.3）。</w:t>
+      </w:r>
+    </w:p>
+    <w:p>
+      <w:pPr>
+        <w:pStyle w:val="ListBullet"/>
+      </w:pPr>
+      <w:r>
+        <w:rPr>
+          <w:rFonts w:ascii="Songti SC" w:hAnsi="Songti SC" w:eastAsia="宋体"/>
+          <w:b/>
+        </w:rPr>
+        <w:t>贯穿四问的技术路线</w:t>
+      </w:r>
+      <w:r>
+        <w:rPr>
+          <w:rFonts w:ascii="Songti SC" w:hAnsi="Songti SC" w:eastAsia="宋体"/>
+        </w:rPr>
+        <w:t xml:space="preserve">：全部物理规则（航段几何、分段能耗、返航余量、充电周转、链路预算）唯一实现于 </w:t>
+      </w:r>
+      <w:r>
+        <w:rPr>
+          <w:rFonts w:ascii="Songti SC" w:hAnsi="Songti SC" w:eastAsia="宋体"/>
+          <w:sz w:val="18"/>
+        </w:rPr>
+        <w:t>core.py</w:t>
+      </w:r>
+      <w:r>
+        <w:rPr>
+          <w:rFonts w:ascii="Songti SC" w:hAnsi="Songti SC" w:eastAsia="宋体"/>
+        </w:rPr>
+        <w:t>，四问求解器均 import 之；问题二继承问题一的箱集合、问题三继承问题二的运输排程、问题四冻结问题三的时间轴，由全局验证的继承链检查（GC-0..GC-4）强制约束（§5.3）。</w:t>
+      </w:r>
+    </w:p>
     <w:p>
       <w:pPr>
         <w:ind w:firstLine="420"/>
@@ -2808,6 +3048,473 @@
           <w:rFonts w:ascii="Songti SC" w:hAnsi="Songti SC" w:eastAsia="宋体"/>
         </w:rPr>
         <w:t>四、模型建立与求解</w:t>
+      </w:r>
+    </w:p>
+    <w:p>
+      <w:pPr>
+        <w:pStyle w:val="Heading3"/>
+      </w:pPr>
+      <w:r>
+        <w:rPr>
+          <w:rFonts w:ascii="Songti SC" w:hAnsi="Songti SC" w:eastAsia="宋体"/>
+        </w:rPr>
+        <w:t>4.0 模型总体框架</w:t>
+      </w:r>
+    </w:p>
+    <w:p>
+      <w:pPr>
+        <w:ind w:firstLine="420"/>
+      </w:pPr>
+      <w:r>
+        <w:rPr>
+          <w:rFonts w:ascii="Songti SC" w:hAnsi="Songti SC" w:eastAsia="宋体"/>
+        </w:rPr>
+        <w:t>本文把四问统一为下表所示的分层结构：</w:t>
+      </w:r>
+      <w:r>
+        <w:rPr>
+          <w:rFonts w:ascii="Songti SC" w:hAnsi="Songti SC" w:eastAsia="宋体"/>
+          <w:b/>
+        </w:rPr>
+        <w:t>公共物理规则层</w:t>
+      </w:r>
+      <w:r>
+        <w:rPr>
+          <w:rFonts w:ascii="Songti SC" w:hAnsi="Songti SC" w:eastAsia="宋体"/>
+        </w:rPr>
+        <w:t>提供唯一口径，四个求解器在其上依次递进。</w:t>
+      </w:r>
+    </w:p>
+    <w:tbl>
+      <w:tblPr>
+        <w:tblStyle w:val="TableGrid"/>
+        <w:tblW w:type="auto" w:w="0"/>
+        <w:jc w:val="center"/>
+        <w:tblLook w:firstColumn="1" w:firstRow="1" w:lastColumn="0" w:lastRow="0" w:noHBand="0" w:noVBand="1" w:val="04A0"/>
+      </w:tblPr>
+      <w:tblGrid>
+        <w:gridCol w:w="1994"/>
+        <w:gridCol w:w="1994"/>
+        <w:gridCol w:w="1994"/>
+        <w:gridCol w:w="1994"/>
+        <w:gridCol w:w="1994"/>
+      </w:tblGrid>
+      <w:tr>
+        <w:tc>
+          <w:tcPr>
+            <w:tcW w:type="dxa" w:w="1994"/>
+          </w:tcPr>
+          <w:p>
+            <w:r>
+              <w:rPr>
+                <w:b/>
+              </w:rPr>
+            </w:r>
+            <w:r>
+              <w:rPr>
+                <w:rFonts w:ascii="Songti SC" w:hAnsi="Songti SC" w:eastAsia="宋体"/>
+                <w:b/>
+              </w:rPr>
+              <w:t>子问题</w:t>
+            </w:r>
+          </w:p>
+        </w:tc>
+        <w:tc>
+          <w:tcPr>
+            <w:tcW w:type="dxa" w:w="1994"/>
+          </w:tcPr>
+          <w:p>
+            <w:r>
+              <w:rPr>
+                <w:b/>
+              </w:rPr>
+            </w:r>
+            <w:r>
+              <w:rPr>
+                <w:rFonts w:ascii="Songti SC" w:hAnsi="Songti SC" w:eastAsia="宋体"/>
+                <w:b/>
+              </w:rPr>
+              <w:t>决策变量</w:t>
+            </w:r>
+          </w:p>
+        </w:tc>
+        <w:tc>
+          <w:tcPr>
+            <w:tcW w:type="dxa" w:w="1994"/>
+          </w:tcPr>
+          <w:p>
+            <w:r>
+              <w:rPr>
+                <w:b/>
+              </w:rPr>
+            </w:r>
+            <w:r>
+              <w:rPr>
+                <w:rFonts w:ascii="Songti SC" w:hAnsi="Songti SC" w:eastAsia="宋体"/>
+                <w:b/>
+              </w:rPr>
+              <w:t>核心约束</w:t>
+            </w:r>
+          </w:p>
+        </w:tc>
+        <w:tc>
+          <w:tcPr>
+            <w:tcW w:type="dxa" w:w="1994"/>
+          </w:tcPr>
+          <w:p>
+            <w:r>
+              <w:rPr>
+                <w:b/>
+              </w:rPr>
+            </w:r>
+            <w:r>
+              <w:rPr>
+                <w:rFonts w:ascii="Songti SC" w:hAnsi="Songti SC" w:eastAsia="宋体"/>
+                <w:b/>
+              </w:rPr>
+              <w:t>求解方法</w:t>
+            </w:r>
+          </w:p>
+        </w:tc>
+        <w:tc>
+          <w:tcPr>
+            <w:tcW w:type="dxa" w:w="1994"/>
+          </w:tcPr>
+          <w:p>
+            <w:r>
+              <w:rPr>
+                <w:b/>
+              </w:rPr>
+            </w:r>
+            <w:r>
+              <w:rPr>
+                <w:rFonts w:ascii="Songti SC" w:hAnsi="Songti SC" w:eastAsia="宋体"/>
+                <w:b/>
+              </w:rPr>
+              <w:t>关键输出</w:t>
+            </w:r>
+          </w:p>
+        </w:tc>
+      </w:tr>
+      <w:tr>
+        <w:tc>
+          <w:tcPr>
+            <w:tcW w:type="dxa" w:w="1994"/>
+          </w:tcPr>
+          <w:p>
+            <w:r/>
+            <w:r>
+              <w:rPr>
+                <w:rFonts w:ascii="Songti SC" w:hAnsi="Songti SC" w:eastAsia="宋体"/>
+              </w:rPr>
+              <w:t>一</w:t>
+            </w:r>
+          </w:p>
+        </w:tc>
+        <w:tc>
+          <w:tcPr>
+            <w:tcW w:type="dxa" w:w="1994"/>
+          </w:tcPr>
+          <w:p>
+            <w:r/>
+            <w:r>
+              <w:rPr>
+                <w:rFonts w:ascii="Songti SC" w:hAnsi="Songti SC" w:eastAsia="宋体"/>
+              </w:rPr>
+              <w:t>每站机型、架次数、逐箱装箱</w:t>
+            </w:r>
+          </w:p>
+        </w:tc>
+        <w:tc>
+          <w:tcPr>
+            <w:tcW w:type="dxa" w:w="1994"/>
+          </w:tcPr>
+          <w:p>
+            <w:r/>
+            <w:r>
+              <w:rPr>
+                <w:rFonts w:ascii="Songti SC" w:hAnsi="Songti SC" w:eastAsia="宋体"/>
+              </w:rPr>
+              <w:t>质量 / 体积 / 能量三瓶颈 + 返航余量</w:t>
+            </w:r>
+          </w:p>
+        </w:tc>
+        <w:tc>
+          <w:tcPr>
+            <w:tcW w:type="dxa" w:w="1994"/>
+          </w:tcPr>
+          <w:p>
+            <w:r/>
+            <w:r>
+              <w:rPr>
+                <w:rFonts w:ascii="Songti SC" w:hAnsi="Songti SC" w:eastAsia="宋体"/>
+              </w:rPr>
+              <w:t>三瓶颈反解 + 三级字典序子集 DP</w:t>
+            </w:r>
+          </w:p>
+        </w:tc>
+        <w:tc>
+          <w:tcPr>
+            <w:tcW w:type="dxa" w:w="1994"/>
+          </w:tcPr>
+          <w:p>
+            <w:r/>
+            <w:r>
+              <w:rPr>
+                <w:rFonts w:ascii="Songti SC" w:hAnsi="Songti SC" w:eastAsia="宋体"/>
+              </w:rPr>
+              <w:t>18 架次、63.2416 kWh</w:t>
+            </w:r>
+          </w:p>
+        </w:tc>
+      </w:tr>
+      <w:tr>
+        <w:tc>
+          <w:tcPr>
+            <w:tcW w:type="dxa" w:w="1994"/>
+          </w:tcPr>
+          <w:p>
+            <w:r/>
+            <w:r>
+              <w:rPr>
+                <w:rFonts w:ascii="Songti SC" w:hAnsi="Songti SC" w:eastAsia="宋体"/>
+              </w:rPr>
+              <w:t>二</w:t>
+            </w:r>
+          </w:p>
+        </w:tc>
+        <w:tc>
+          <w:tcPr>
+            <w:tcW w:type="dxa" w:w="1994"/>
+          </w:tcPr>
+          <w:p>
+            <w:r/>
+            <w:r>
+              <w:rPr>
+                <w:rFonts w:ascii="Songti SC" w:hAnsi="Songti SC" w:eastAsia="宋体"/>
+              </w:rPr>
+              <w:t>组批、访问顺序、机型、实体机、电池、开始时刻</w:t>
+            </w:r>
+          </w:p>
+        </w:tc>
+        <w:tc>
+          <w:tcPr>
+            <w:tcW w:type="dxa" w:w="1994"/>
+          </w:tcPr>
+          <w:p>
+            <w:r/>
+            <w:r>
+              <w:rPr>
+                <w:rFonts w:ascii="Songti SC" w:hAnsi="Songti SC" w:eastAsia="宋体"/>
+              </w:rPr>
+              <w:t>首批/医疗硬时限 + 资源并发峰值</w:t>
+            </w:r>
+          </w:p>
+        </w:tc>
+        <w:tc>
+          <w:tcPr>
+            <w:tcW w:type="dxa" w:w="1994"/>
+          </w:tcPr>
+          <w:p>
+            <w:r/>
+            <w:r>
+              <w:rPr>
+                <w:rFonts w:ascii="Songti SC" w:hAnsi="Songti SC" w:eastAsia="宋体"/>
+              </w:rPr>
+              <w:t>两阶段构造 + 列表调度 + 事件驱动</w:t>
+            </w:r>
+          </w:p>
+        </w:tc>
+        <w:tc>
+          <w:tcPr>
+            <w:tcW w:type="dxa" w:w="1994"/>
+          </w:tcPr>
+          <w:p>
+            <w:r/>
+            <w:r>
+              <w:rPr>
+                <w:rFonts w:ascii="Songti SC" w:hAnsi="Songti SC" w:eastAsia="宋体"/>
+              </w:rPr>
+              <w:t>37 架次、12527.0 s</w:t>
+            </w:r>
+          </w:p>
+        </w:tc>
+      </w:tr>
+      <w:tr>
+        <w:tc>
+          <w:tcPr>
+            <w:tcW w:type="dxa" w:w="1994"/>
+          </w:tcPr>
+          <w:p>
+            <w:r/>
+            <w:r>
+              <w:rPr>
+                <w:rFonts w:ascii="Songti SC" w:hAnsi="Songti SC" w:eastAsia="宋体"/>
+              </w:rPr>
+              <w:t>三</w:t>
+            </w:r>
+          </w:p>
+        </w:tc>
+        <w:tc>
+          <w:tcPr>
+            <w:tcW w:type="dxa" w:w="1994"/>
+          </w:tcPr>
+          <w:p>
+            <w:r/>
+            <w:r>
+              <w:rPr>
+                <w:rFonts w:ascii="Songti SC" w:hAnsi="Songti SC" w:eastAsia="宋体"/>
+              </w:rPr>
+              <w:t>中继悬停点、服务时段、能源组件、运输起点</w:t>
+            </w:r>
+          </w:p>
+        </w:tc>
+        <w:tc>
+          <w:tcPr>
+            <w:tcW w:type="dxa" w:w="1994"/>
+          </w:tcPr>
+          <w:p>
+            <w:r/>
+            <w:r>
+              <w:rPr>
+                <w:rFonts w:ascii="Songti SC" w:hAnsi="Songti SC" w:eastAsia="宋体"/>
+              </w:rPr>
+              <w:t>通信零中断 + ≤2 架中继 + 硬时限</w:t>
+            </w:r>
+          </w:p>
+        </w:tc>
+        <w:tc>
+          <w:tcPr>
+            <w:tcW w:type="dxa" w:w="1994"/>
+          </w:tcPr>
+          <w:p>
+            <w:r/>
+            <w:r>
+              <w:rPr>
+                <w:rFonts w:ascii="Songti SC" w:hAnsi="Songti SC" w:eastAsia="宋体"/>
+              </w:rPr>
+              <w:t>覆盖诊断 + 整段驻留联合调度</w:t>
+            </w:r>
+          </w:p>
+        </w:tc>
+        <w:tc>
+          <w:tcPr>
+            <w:tcW w:type="dxa" w:w="1994"/>
+          </w:tcPr>
+          <w:p>
+            <w:r/>
+            <w:r>
+              <w:rPr>
+                <w:rFonts w:ascii="Songti SC" w:hAnsi="Songti SC" w:eastAsia="宋体"/>
+              </w:rPr>
+              <w:t>15 中继架次、94.7400 kWh</w:t>
+            </w:r>
+          </w:p>
+        </w:tc>
+      </w:tr>
+      <w:tr>
+        <w:tc>
+          <w:tcPr>
+            <w:tcW w:type="dxa" w:w="1994"/>
+          </w:tcPr>
+          <w:p>
+            <w:r/>
+            <w:r>
+              <w:rPr>
+                <w:rFonts w:ascii="Songti SC" w:hAnsi="Songti SC" w:eastAsia="宋体"/>
+              </w:rPr>
+              <w:t>四</w:t>
+            </w:r>
+          </w:p>
+        </w:tc>
+        <w:tc>
+          <w:tcPr>
+            <w:tcW w:type="dxa" w:w="1994"/>
+          </w:tcPr>
+          <w:p>
+            <w:r/>
+            <w:r>
+              <w:rPr>
+                <w:rFonts w:ascii="Songti SC" w:hAnsi="Songti SC" w:eastAsia="宋体"/>
+              </w:rPr>
+              <w:t>分区方案、各组资源数</w:t>
+            </w:r>
+          </w:p>
+        </w:tc>
+        <w:tc>
+          <w:tcPr>
+            <w:tcW w:type="dxa" w:w="1994"/>
+          </w:tcPr>
+          <w:p>
+            <w:r/>
+            <w:r>
+              <w:rPr>
+                <w:rFonts w:ascii="Songti SC" w:hAnsi="Songti SC" w:eastAsia="宋体"/>
+              </w:rPr>
+              <w:t>冻结时间轴 + 组间均衡 + 并发峰值</w:t>
+            </w:r>
+          </w:p>
+        </w:tc>
+        <w:tc>
+          <w:tcPr>
+            <w:tcW w:type="dxa" w:w="1994"/>
+          </w:tcPr>
+          <w:p>
+            <w:r/>
+            <w:r>
+              <w:rPr>
+                <w:rFonts w:ascii="Songti SC" w:hAnsi="Songti SC" w:eastAsia="宋体"/>
+              </w:rPr>
+              <w:t>全枚举均衡划分 + 峰值核算</w:t>
+            </w:r>
+          </w:p>
+        </w:tc>
+        <w:tc>
+          <w:tcPr>
+            <w:tcW w:type="dxa" w:w="1994"/>
+          </w:tcPr>
+          <w:p>
+            <w:r/>
+            <w:r>
+              <w:rPr>
+                <w:rFonts w:ascii="Songti SC" w:hAnsi="Songti SC" w:eastAsia="宋体"/>
+              </w:rPr>
+              <w:t>K=2 缺口率 2.4167</w:t>
+            </w:r>
+          </w:p>
+        </w:tc>
+      </w:tr>
+    </w:tbl>
+    <w:p/>
+    <w:p>
+      <w:pPr>
+        <w:ind w:firstLine="420"/>
+      </w:pPr>
+      <w:r>
+        <w:rPr>
+          <w:rFonts w:ascii="Songti SC" w:hAnsi="Songti SC" w:eastAsia="宋体"/>
+          <w:b/>
+        </w:rPr>
+        <w:t>继承链</w:t>
+      </w:r>
+      <w:r>
+        <w:rPr>
+          <w:rFonts w:ascii="Songti SC" w:hAnsi="Songti SC" w:eastAsia="宋体"/>
+        </w:rPr>
+        <w:t>：问题一给出单点组批 → 问题二在其上叠加多机并行调度 → 问题三继承问题二的运输排程并追加通信耦合 → 问题四冻结问题三的绝对时间轴核算分区资源。这一"层层冻结、逐层追加约束"的结构，使每个问题只新增一层复杂度，避免了四问各自为政的口径漂移。物理层与求解层的分离由治理检查静态强制（</w:t>
+      </w:r>
+      <w:r>
+        <w:rPr>
+          <w:rFonts w:ascii="Songti SC" w:hAnsi="Songti SC" w:eastAsia="宋体"/>
+          <w:sz w:val="18"/>
+        </w:rPr>
+        <w:t>core.py</w:t>
+      </w:r>
+      <w:r>
+        <w:rPr>
+          <w:rFonts w:ascii="Songti SC" w:hAnsi="Songti SC" w:eastAsia="宋体"/>
+        </w:rPr>
+        <w:t xml:space="preserve"> 是唯一物理规则实现，求解器不得重写公式，见 §5.3）。</w:t>
       </w:r>
     </w:p>
     <w:p>
@@ -5100,6 +5807,65 @@
       <w:r>
         <w:rPr>
           <w:rFonts w:ascii="Songti SC" w:hAnsi="Songti SC" w:eastAsia="宋体"/>
+          <w:b/>
+        </w:rPr>
+        <w:t>算法 1　问题一三级字典序精确装箱（子集 DP）</w:t>
+      </w:r>
+    </w:p>
+    <w:p>
+      <w:pPr>
+        <w:ind w:firstLine="420"/>
+      </w:pPr>
+      <w:r>
+        <w:rPr>
+          <w:rFonts w:ascii="Songti SC" w:hAnsi="Songti SC" w:eastAsia="宋体"/>
+        </w:rPr>
+        <w:t>```text 输入：货箱集合 B（每箱质量 w、体积 v）、机型 g、返航安全余量 ρ 输出：字典序最优划分（架次数，总能耗，总时间）  1  预计算 vol→max_q 阶梯表：给定装箱体积 V，能量可行载荷上限 q^E(V)  2  枚举全部可行子集 T（mass(T) ≤ Q_g 且 vol(T) ≤ V_g 且往返能量 ≤ (1−ρ)·E^use）  3  D[∅] ← (0, 0, 0)  4  for S ← 1 .. 2^n − 1（按基数升序）：  5      low ← S 的最低有效位箱编号（对称性破除）  6      D[S] ← lexmin over { T ⊆ S : low ∈ T } of ( D[S \ T] ⊕ T )   // ⊕ 合并为(架次+1, 能耗+ e_T, 时间+ t_T)  7  返回 D[B]</w:t>
+      </w:r>
+    </w:p>
+    <w:p>
+      <w:pPr>
+        <w:ind w:firstLine="420"/>
+      </w:pPr>
+      <w:r>
+        <w:rPr>
+          <w:rFonts w:ascii="Songti SC" w:hAnsi="Songti SC" w:eastAsia="宋体"/>
+          <w:sz w:val="18"/>
+        </w:rPr>
+        <w:t>`</w:t>
+      </w:r>
+    </w:p>
+    <w:p>
+      <w:pPr>
+        <w:ind w:firstLine="420"/>
+      </w:pPr>
+      <w:r>
+        <w:rPr>
+          <w:rFonts w:ascii="Songti SC" w:hAnsi="Songti SC" w:eastAsia="宋体"/>
+        </w:rPr>
+        <w:t>第 6 步的 oplus 按（架次数 → 能耗 → 时间）字典序合并；</w:t>
+      </w:r>
+      <w:r>
+        <w:rPr>
+          <w:rFonts w:ascii="Songti SC" w:hAnsi="Songti SC" w:eastAsia="宋体"/>
+          <w:sz w:val="18"/>
+        </w:rPr>
+        <w:t>low</w:t>
+      </w:r>
+      <w:r>
+        <w:rPr>
+          <w:rFonts w:ascii="Songti SC" w:hAnsi="Songti SC" w:eastAsia="宋体"/>
+        </w:rPr>
+        <w:t xml:space="preserve"> 强制进入当前子集以破除 置换对称，使每站枚举由 O(n!) 降到 O(3ⁿ)，n≤15 时毫秒级完成。</w:t>
+      </w:r>
+    </w:p>
+    <w:p>
+      <w:pPr>
+        <w:ind w:firstLine="420"/>
+      </w:pPr>
+      <w:r>
+        <w:rPr>
+          <w:rFonts w:ascii="Songti SC" w:hAnsi="Songti SC" w:eastAsia="宋体"/>
         </w:rPr>
         <w:t xml:space="preserve">修正前后 S002 由 </w:t>
       </w:r>
@@ -11375,6 +12141,52 @@
           <w:rFonts w:ascii="Songti SC" w:hAnsi="Songti SC" w:eastAsia="宋体"/>
           <w:b/>
         </w:rPr>
+        <w:t>算法 2　问题三运输—中继联合调度（整段驻留 + 平移重摆 + 违约修复）</w:t>
+      </w:r>
+    </w:p>
+    <w:p>
+      <w:pPr>
+        <w:ind w:firstLine="420"/>
+      </w:pPr>
+      <w:r>
+        <w:rPr>
+          <w:rFonts w:ascii="Songti SC" w:hAnsi="Songti SC" w:eastAsia="宋体"/>
+        </w:rPr>
+        <w:t>```text 输入：37 个运输架次（含逐箱时限与绝对起点）、996 个通信判定点、2 架中继 输出：中继驻留段集合 + 各运输架次起点  1  覆盖诊断：对每架次逐点标记 直连 / 需中继 / 皆不可（§4.4.1）  2  对每个需中继架次，枚举候选悬停点，取覆盖其全部样本的最优"整段驻留"  3  repeat：对每个需中继架次（按需求窗口时刻升序）           t^link ← 最早可建链时刻（考虑中继就位 + 周转 + 同机不重叠）           if t^link &gt; 需求首时刻：整段后推该架次，以绝对起点回传      until 不再新增后推（本实例 13 轮收敛）  4  违约修复：若某硬时限架次后推量超过其时限余量，加入"保护集"并置于最前重摆，      直到 0 违约（本实例第 1 轮即 0 违约，修复未启用）  5  输出中继架次与逐箱交付时刻</w:t>
+      </w:r>
+    </w:p>
+    <w:p>
+      <w:pPr>
+        <w:ind w:firstLine="420"/>
+      </w:pPr>
+      <w:r>
+        <w:rPr>
+          <w:rFonts w:ascii="Songti SC" w:hAnsi="Songti SC" w:eastAsia="宋体"/>
+          <w:sz w:val="18"/>
+        </w:rPr>
+        <w:t>`</w:t>
+      </w:r>
+    </w:p>
+    <w:p>
+      <w:pPr>
+        <w:ind w:firstLine="420"/>
+      </w:pPr>
+      <w:r>
+        <w:rPr>
+          <w:rFonts w:ascii="Songti SC" w:hAnsi="Songti SC" w:eastAsia="宋体"/>
+        </w:rPr>
+        <w:t>第 3 步的"绝对起点回传"是收敛关键：后推量以绝对时刻（而非增量）写回，否则会被 "同机/同电池占用"的 max 运算夹掉而陷入死循环（§4.4.3）。</w:t>
+      </w:r>
+    </w:p>
+    <w:p>
+      <w:pPr>
+        <w:ind w:firstLine="420"/>
+      </w:pPr>
+      <w:r>
+        <w:rPr>
+          <w:rFonts w:ascii="Songti SC" w:hAnsi="Songti SC" w:eastAsia="宋体"/>
+          <w:b/>
+        </w:rPr>
         <w:t>4.4.4 结果</w:t>
       </w:r>
     </w:p>
@@ -16026,7 +16838,7 @@
               <w:rPr>
                 <w:rFonts w:ascii="Songti SC" w:hAnsi="Songti SC" w:eastAsia="宋体"/>
               </w:rPr>
-              <w:t>独立校验 A–F + R1–R4</w:t>
+              <w:t>独立校验 A–F + R1–R5</w:t>
             </w:r>
           </w:p>
         </w:tc>
@@ -16071,7 +16883,7 @@
               <w:rPr>
                 <w:rFonts w:ascii="Songti SC" w:hAnsi="Songti SC" w:eastAsia="宋体"/>
               </w:rPr>
-              <w:t>治理硬检查 G-01..G-06</w:t>
+              <w:t>Q3 通信零中断独立校验</w:t>
             </w:r>
           </w:p>
         </w:tc>
@@ -16085,7 +16897,7 @@
               <w:rPr>
                 <w:rFonts w:ascii="Songti SC" w:hAnsi="Songti SC" w:eastAsia="宋体"/>
               </w:rPr>
-              <w:t>唯一口径 / λ 审计 / 账本完整性 / 问题计数</w:t>
+              <w:t>独立重建轨迹，仅读结果文件，逐点复算通信</w:t>
             </w:r>
           </w:p>
         </w:tc>
@@ -16100,7 +16912,7 @@
                 <w:rFonts w:ascii="Songti SC" w:hAnsi="Songti SC" w:eastAsia="宋体"/>
                 <w:b/>
               </w:rPr>
-              <w:t>全绿</w:t>
+              <w:t>中断 0/348 需中继样本</w:t>
             </w:r>
           </w:p>
         </w:tc>
@@ -16206,6 +17018,96 @@
               <w:rPr>
                 <w:rFonts w:ascii="Songti SC" w:hAnsi="Songti SC" w:eastAsia="宋体"/>
               </w:rPr>
+              <w:t>账本结算</w:t>
+            </w:r>
+          </w:p>
+        </w:tc>
+        <w:tc>
+          <w:tcPr>
+            <w:tcW w:type="dxa" w:w="3324"/>
+          </w:tcPr>
+          <w:p>
+            <w:r/>
+            <w:r>
+              <w:rPr>
+                <w:rFonts w:ascii="Songti SC" w:hAnsi="Songti SC" w:eastAsia="宋体"/>
+              </w:rPr>
+              <w:t>正负反馈比 / λ 复核</w:t>
+            </w:r>
+          </w:p>
+        </w:tc>
+        <w:tc>
+          <w:tcPr>
+            <w:tcW w:type="dxa" w:w="3324"/>
+          </w:tcPr>
+          <w:p>
+            <w:r/>
+            <w:r>
+              <w:rPr>
+                <w:rFonts w:ascii="Songti SC" w:hAnsi="Songti SC" w:eastAsia="宋体"/>
+                <w:b/>
+              </w:rPr>
+              <w:t>7/7</w:t>
+            </w:r>
+          </w:p>
+        </w:tc>
+      </w:tr>
+      <w:tr>
+        <w:tc>
+          <w:tcPr>
+            <w:tcW w:type="dxa" w:w="3324"/>
+          </w:tcPr>
+          <w:p>
+            <w:r/>
+            <w:r>
+              <w:rPr>
+                <w:rFonts w:ascii="Songti SC" w:hAnsi="Songti SC" w:eastAsia="宋体"/>
+              </w:rPr>
+              <w:t>论文—结果交叉对表</w:t>
+            </w:r>
+          </w:p>
+        </w:tc>
+        <w:tc>
+          <w:tcPr>
+            <w:tcW w:type="dxa" w:w="3324"/>
+          </w:tcPr>
+          <w:p>
+            <w:r/>
+            <w:r>
+              <w:rPr>
+                <w:rFonts w:ascii="Songti SC" w:hAnsi="Songti SC" w:eastAsia="宋体"/>
+              </w:rPr>
+              <w:t>从论文抽取 66 条断言，与结果文件比对</w:t>
+            </w:r>
+          </w:p>
+        </w:tc>
+        <w:tc>
+          <w:tcPr>
+            <w:tcW w:type="dxa" w:w="3324"/>
+          </w:tcPr>
+          <w:p>
+            <w:r/>
+            <w:r>
+              <w:rPr>
+                <w:rFonts w:ascii="Songti SC" w:hAnsi="Songti SC" w:eastAsia="宋体"/>
+                <w:b/>
+              </w:rPr>
+              <w:t>66/66</w:t>
+            </w:r>
+          </w:p>
+        </w:tc>
+      </w:tr>
+      <w:tr>
+        <w:tc>
+          <w:tcPr>
+            <w:tcW w:type="dxa" w:w="3324"/>
+          </w:tcPr>
+          <w:p>
+            <w:r/>
+            <w:r>
+              <w:rPr>
+                <w:rFonts w:ascii="Songti SC" w:hAnsi="Songti SC" w:eastAsia="宋体"/>
+              </w:rPr>
               <w:t>导出验证</w:t>
             </w:r>
           </w:p>
@@ -16236,6 +17138,51 @@
                 <w:b/>
               </w:rPr>
               <w:t>31/31</w:t>
+            </w:r>
+          </w:p>
+        </w:tc>
+      </w:tr>
+      <w:tr>
+        <w:tc>
+          <w:tcPr>
+            <w:tcW w:type="dxa" w:w="3324"/>
+          </w:tcPr>
+          <w:p>
+            <w:r/>
+            <w:r>
+              <w:rPr>
+                <w:rFonts w:ascii="Songti SC" w:hAnsi="Songti SC" w:eastAsia="宋体"/>
+              </w:rPr>
+              <w:t>治理硬检查 G-01..G-06</w:t>
+            </w:r>
+          </w:p>
+        </w:tc>
+        <w:tc>
+          <w:tcPr>
+            <w:tcW w:type="dxa" w:w="3324"/>
+          </w:tcPr>
+          <w:p>
+            <w:r/>
+            <w:r>
+              <w:rPr>
+                <w:rFonts w:ascii="Songti SC" w:hAnsi="Songti SC" w:eastAsia="宋体"/>
+              </w:rPr>
+              <w:t>唯一口径 / λ 审计 / 账本完整性 / 问题计数</w:t>
+            </w:r>
+          </w:p>
+        </w:tc>
+        <w:tc>
+          <w:tcPr>
+            <w:tcW w:type="dxa" w:w="3324"/>
+          </w:tcPr>
+          <w:p>
+            <w:r/>
+            <w:r>
+              <w:rPr>
+                <w:rFonts w:ascii="Songti SC" w:hAnsi="Songti SC" w:eastAsia="宋体"/>
+                <w:b/>
+              </w:rPr>
+              <w:t>全绿</w:t>
             </w:r>
           </w:p>
         </w:tc>
@@ -20353,7 +21300,634 @@
         <w:rPr>
           <w:rFonts w:ascii="Songti SC" w:hAnsi="Songti SC" w:eastAsia="宋体"/>
         </w:rPr>
-        <w:t>八、参考文献</w:t>
+        <w:t>八、结论与展望</w:t>
+      </w:r>
+    </w:p>
+    <w:p>
+      <w:pPr>
+        <w:pStyle w:val="Heading3"/>
+      </w:pPr>
+      <w:r>
+        <w:rPr>
+          <w:rFonts w:ascii="Songti SC" w:hAnsi="Songti SC" w:eastAsia="宋体"/>
+        </w:rPr>
+        <w:t>8.1 四个问题的答案</w:t>
+      </w:r>
+    </w:p>
+    <w:tbl>
+      <w:tblPr>
+        <w:tblStyle w:val="TableGrid"/>
+        <w:tblW w:type="auto" w:w="0"/>
+        <w:jc w:val="center"/>
+        <w:tblLook w:firstColumn="1" w:firstRow="1" w:lastColumn="0" w:lastRow="0" w:noHBand="0" w:noVBand="1" w:val="04A0"/>
+      </w:tblPr>
+      <w:tblGrid>
+        <w:gridCol w:w="3324"/>
+        <w:gridCol w:w="3324"/>
+        <w:gridCol w:w="3324"/>
+      </w:tblGrid>
+      <w:tr>
+        <w:tc>
+          <w:tcPr>
+            <w:tcW w:type="dxa" w:w="3324"/>
+          </w:tcPr>
+          <w:p>
+            <w:r>
+              <w:rPr>
+                <w:b/>
+              </w:rPr>
+            </w:r>
+            <w:r>
+              <w:rPr>
+                <w:rFonts w:ascii="Songti SC" w:hAnsi="Songti SC" w:eastAsia="宋体"/>
+                <w:b/>
+              </w:rPr>
+              <w:t>问题</w:t>
+            </w:r>
+          </w:p>
+        </w:tc>
+        <w:tc>
+          <w:tcPr>
+            <w:tcW w:type="dxa" w:w="3324"/>
+          </w:tcPr>
+          <w:p>
+            <w:r>
+              <w:rPr>
+                <w:b/>
+              </w:rPr>
+            </w:r>
+            <w:r>
+              <w:rPr>
+                <w:rFonts w:ascii="Songti SC" w:hAnsi="Songti SC" w:eastAsia="宋体"/>
+                <w:b/>
+              </w:rPr>
+              <w:t>本文答案</w:t>
+            </w:r>
+          </w:p>
+        </w:tc>
+        <w:tc>
+          <w:tcPr>
+            <w:tcW w:type="dxa" w:w="3324"/>
+          </w:tcPr>
+          <w:p>
+            <w:r>
+              <w:rPr>
+                <w:b/>
+              </w:rPr>
+            </w:r>
+            <w:r>
+              <w:rPr>
+                <w:rFonts w:ascii="Songti SC" w:hAnsi="Songti SC" w:eastAsia="宋体"/>
+                <w:b/>
+              </w:rPr>
+              <w:t>核心数字</w:t>
+            </w:r>
+          </w:p>
+        </w:tc>
+      </w:tr>
+      <w:tr>
+        <w:tc>
+          <w:tcPr>
+            <w:tcW w:type="dxa" w:w="3324"/>
+          </w:tcPr>
+          <w:p>
+            <w:r/>
+            <w:r>
+              <w:rPr>
+                <w:rFonts w:ascii="Songti SC" w:hAnsi="Songti SC" w:eastAsia="宋体"/>
+              </w:rPr>
+              <w:t>一</w:t>
+            </w:r>
+          </w:p>
+        </w:tc>
+        <w:tc>
+          <w:tcPr>
+            <w:tcW w:type="dxa" w:w="3324"/>
+          </w:tcPr>
+          <w:p>
+            <w:r/>
+            <w:r>
+              <w:rPr>
+                <w:rFonts w:ascii="Songti SC" w:hAnsi="Songti SC" w:eastAsia="宋体"/>
+              </w:rPr>
+              <w:t>15 个服务区的最大安全载荷与瓶颈归属；最小架次数下的精确最小能耗组批</w:t>
+            </w:r>
+          </w:p>
+        </w:tc>
+        <w:tc>
+          <w:tcPr>
+            <w:tcW w:type="dxa" w:w="3324"/>
+          </w:tcPr>
+          <w:p>
+            <w:r/>
+            <w:r>
+              <w:rPr>
+                <w:rFonts w:ascii="Songti SC" w:hAnsi="Songti SC" w:eastAsia="宋体"/>
+                <w:b/>
+              </w:rPr>
+              <w:t>18 架次</w:t>
+            </w:r>
+            <w:r>
+              <w:rPr>
+                <w:rFonts w:ascii="Songti SC" w:hAnsi="Songti SC" w:eastAsia="宋体"/>
+              </w:rPr>
+              <w:t>（C×11、B×7）、</w:t>
+            </w:r>
+            <w:r>
+              <w:rPr>
+                <w:rFonts w:ascii="Songti SC" w:hAnsi="Songti SC" w:eastAsia="宋体"/>
+                <w:b/>
+              </w:rPr>
+              <w:t>63.2416 kWh</w:t>
+            </w:r>
+            <w:r>
+              <w:rPr>
+                <w:rFonts w:ascii="Songti SC" w:hAnsi="Songti SC" w:eastAsia="宋体"/>
+              </w:rPr>
+              <w:t>、33043.2 s</w:t>
+            </w:r>
+          </w:p>
+        </w:tc>
+      </w:tr>
+      <w:tr>
+        <w:tc>
+          <w:tcPr>
+            <w:tcW w:type="dxa" w:w="3324"/>
+          </w:tcPr>
+          <w:p>
+            <w:r/>
+            <w:r>
+              <w:rPr>
+                <w:rFonts w:ascii="Songti SC" w:hAnsi="Songti SC" w:eastAsia="宋体"/>
+              </w:rPr>
+              <w:t>二</w:t>
+            </w:r>
+          </w:p>
+        </w:tc>
+        <w:tc>
+          <w:tcPr>
+            <w:tcW w:type="dxa" w:w="3324"/>
+          </w:tcPr>
+          <w:p>
+            <w:r/>
+            <w:r>
+              <w:rPr>
+                <w:rFonts w:ascii="Songti SC" w:hAnsi="Songti SC" w:eastAsia="宋体"/>
+              </w:rPr>
+              <w:t>满足全部首批/医疗硬时限的并行调度方案</w:t>
+            </w:r>
+          </w:p>
+        </w:tc>
+        <w:tc>
+          <w:tcPr>
+            <w:tcW w:type="dxa" w:w="3324"/>
+          </w:tcPr>
+          <w:p>
+            <w:r/>
+            <w:r>
+              <w:rPr>
+                <w:rFonts w:ascii="Songti SC" w:hAnsi="Songti SC" w:eastAsia="宋体"/>
+                <w:b/>
+              </w:rPr>
+              <w:t>37 架次</w:t>
+            </w:r>
+            <w:r>
+              <w:rPr>
+                <w:rFonts w:ascii="Songti SC" w:hAnsi="Songti SC" w:eastAsia="宋体"/>
+              </w:rPr>
+              <w:t xml:space="preserve">、完成时间 </w:t>
+            </w:r>
+            <w:r>
+              <w:rPr>
+                <w:rFonts w:ascii="Songti SC" w:hAnsi="Songti SC" w:eastAsia="宋体"/>
+                <w:b/>
+              </w:rPr>
+              <w:t>12527.0 s</w:t>
+            </w:r>
+            <w:r>
+              <w:rPr>
+                <w:rFonts w:ascii="Songti SC" w:hAnsi="Songti SC" w:eastAsia="宋体"/>
+              </w:rPr>
+              <w:t>（较串行 −62.1%）、首批 30/30、医疗 16/16</w:t>
+            </w:r>
+          </w:p>
+        </w:tc>
+      </w:tr>
+      <w:tr>
+        <w:tc>
+          <w:tcPr>
+            <w:tcW w:type="dxa" w:w="3324"/>
+          </w:tcPr>
+          <w:p>
+            <w:r/>
+            <w:r>
+              <w:rPr>
+                <w:rFonts w:ascii="Songti SC" w:hAnsi="Songti SC" w:eastAsia="宋体"/>
+              </w:rPr>
+              <w:t>三</w:t>
+            </w:r>
+          </w:p>
+        </w:tc>
+        <w:tc>
+          <w:tcPr>
+            <w:tcW w:type="dxa" w:w="3324"/>
+          </w:tcPr>
+          <w:p>
+            <w:r/>
+            <w:r>
+              <w:rPr>
+                <w:rFonts w:ascii="Songti SC" w:hAnsi="Songti SC" w:eastAsia="宋体"/>
+              </w:rPr>
+              <w:t>通信零中断的运输—中继联合调度</w:t>
+            </w:r>
+          </w:p>
+        </w:tc>
+        <w:tc>
+          <w:tcPr>
+            <w:tcW w:type="dxa" w:w="3324"/>
+          </w:tcPr>
+          <w:p>
+            <w:r/>
+            <w:r>
+              <w:rPr>
+                <w:rFonts w:ascii="Songti SC" w:hAnsi="Songti SC" w:eastAsia="宋体"/>
+                <w:b/>
+              </w:rPr>
+              <w:t>15 个中继架次</w:t>
+            </w:r>
+            <w:r>
+              <w:rPr>
+                <w:rFonts w:ascii="Songti SC" w:hAnsi="Songti SC" w:eastAsia="宋体"/>
+              </w:rPr>
+              <w:t xml:space="preserve">、通信中断 </w:t>
+            </w:r>
+            <w:r>
+              <w:rPr>
+                <w:rFonts w:ascii="Songti SC" w:hAnsi="Songti SC" w:eastAsia="宋体"/>
+                <w:b/>
+              </w:rPr>
+              <w:t>0/348</w:t>
+            </w:r>
+            <w:r>
+              <w:rPr>
+                <w:rFonts w:ascii="Songti SC" w:hAnsi="Songti SC" w:eastAsia="宋体"/>
+              </w:rPr>
+              <w:t xml:space="preserve">、总能耗 </w:t>
+            </w:r>
+            <w:r>
+              <w:rPr>
+                <w:rFonts w:ascii="Songti SC" w:hAnsi="Songti SC" w:eastAsia="宋体"/>
+                <w:b/>
+              </w:rPr>
+              <w:t>94.7400 kWh</w:t>
+            </w:r>
+            <w:r>
+              <w:rPr>
+                <w:rFonts w:ascii="Songti SC" w:hAnsi="Songti SC" w:eastAsia="宋体"/>
+              </w:rPr>
+              <w:t>、联合完成 20072 s</w:t>
+            </w:r>
+          </w:p>
+        </w:tc>
+      </w:tr>
+      <w:tr>
+        <w:tc>
+          <w:tcPr>
+            <w:tcW w:type="dxa" w:w="3324"/>
+          </w:tcPr>
+          <w:p>
+            <w:r/>
+            <w:r>
+              <w:rPr>
+                <w:rFonts w:ascii="Songti SC" w:hAnsi="Songti SC" w:eastAsia="宋体"/>
+              </w:rPr>
+              <w:t>四</w:t>
+            </w:r>
+          </w:p>
+        </w:tc>
+        <w:tc>
+          <w:tcPr>
+            <w:tcW w:type="dxa" w:w="3324"/>
+          </w:tcPr>
+          <w:p>
+            <w:r/>
+            <w:r>
+              <w:rPr>
+                <w:rFonts w:ascii="Songti SC" w:hAnsi="Songti SC" w:eastAsia="宋体"/>
+              </w:rPr>
+              <w:t>冻结时间轴下的分区资源配置与缺口核算</w:t>
+            </w:r>
+          </w:p>
+        </w:tc>
+        <w:tc>
+          <w:tcPr>
+            <w:tcW w:type="dxa" w:w="3324"/>
+          </w:tcPr>
+          <w:p>
+            <w:r/>
+            <w:r>
+              <w:rPr>
+                <w:rFonts w:ascii="Songti SC" w:hAnsi="Songti SC" w:eastAsia="宋体"/>
+              </w:rPr>
+              <w:t xml:space="preserve">K=2 缺口率 </w:t>
+            </w:r>
+            <w:r>
+              <w:rPr>
+                <w:rFonts w:ascii="Songti SC" w:hAnsi="Songti SC" w:eastAsia="宋体"/>
+                <w:b/>
+              </w:rPr>
+              <w:t>2.4167</w:t>
+            </w:r>
+            <w:r>
+              <w:rPr>
+                <w:rFonts w:ascii="Songti SC" w:hAnsi="Songti SC" w:eastAsia="宋体"/>
+              </w:rPr>
+              <w:t xml:space="preserve">（推荐）、K=3 缺口率 </w:t>
+            </w:r>
+            <w:r>
+              <w:rPr>
+                <w:rFonts w:ascii="Songti SC" w:hAnsi="Songti SC" w:eastAsia="宋体"/>
+                <w:b/>
+              </w:rPr>
+              <w:t>4.2500</w:t>
+            </w:r>
+          </w:p>
+        </w:tc>
+      </w:tr>
+    </w:tbl>
+    <w:p/>
+    <w:p>
+      <w:pPr>
+        <w:pStyle w:val="Heading3"/>
+      </w:pPr>
+      <w:r>
+        <w:rPr>
+          <w:rFonts w:ascii="Songti SC" w:hAnsi="Songti SC" w:eastAsia="宋体"/>
+        </w:rPr>
+        <w:t>8.2 三个反直觉发现</w:t>
+      </w:r>
+    </w:p>
+    <w:p>
+      <w:pPr>
+        <w:pStyle w:val="ListBullet"/>
+      </w:pPr>
+      <w:r>
+        <w:rPr>
+          <w:rFonts w:ascii="Songti SC" w:hAnsi="Songti SC" w:eastAsia="宋体"/>
+          <w:b/>
+        </w:rPr>
+        <w:t>中继不扩距、只绕障</w:t>
+      </w:r>
+      <w:r>
+        <w:rPr>
+          <w:rFonts w:ascii="Songti SC" w:hAnsi="Songti SC" w:eastAsia="宋体"/>
+        </w:rPr>
+        <w:t>：运输机↔中继接入端的门限（116 dB / 6.307 km）</w:t>
+      </w:r>
+      <w:r>
+        <w:rPr>
+          <w:rFonts w:ascii="Songti SC" w:hAnsi="Songti SC" w:eastAsia="宋体"/>
+          <w:b/>
+        </w:rPr>
+        <w:t>低于</w:t>
+      </w:r>
+      <w:r>
+        <w:rPr>
+          <w:rFonts w:ascii="Songti SC" w:hAnsi="Songti SC" w:eastAsia="宋体"/>
+        </w:rPr>
+        <w:t>运输机↔网关（122 dB / 12.583 km），因接入端天线增益（6 dBi）远小于网关（12 dBi）。中继的价值在于把"被山脊遮挡"改为"可视"，而非增大覆盖半径——这正是问题三中继需求机理的关键（§4.1.5）。</w:t>
+      </w:r>
+    </w:p>
+    <w:p>
+      <w:pPr>
+        <w:pStyle w:val="ListBullet"/>
+      </w:pPr>
+      <w:r>
+        <w:rPr>
+          <w:rFonts w:ascii="Songti SC" w:hAnsi="Songti SC" w:eastAsia="宋体"/>
+          <w:b/>
+        </w:rPr>
+        <w:t>山区地形并未使爬升能耗成为主导项</w:t>
+      </w:r>
+      <w:r>
+        <w:rPr>
+          <w:rFonts w:ascii="Songti SC" w:hAnsi="Songti SC" w:eastAsia="宋体"/>
+        </w:rPr>
+        <w:t>：题面规定巡航海拔取"航段所经 DEM 最高地面高程 + 50 m"，爬升高度由航段内高程起伏决定，故仅数百米量级，全题爬升占比中位 4.6%。真正约束 C 型能力的是</w:t>
+      </w:r>
+      <w:r>
+        <w:rPr>
+          <w:rFonts w:ascii="Songti SC" w:hAnsi="Songti SC" w:eastAsia="宋体"/>
+          <w:b/>
+        </w:rPr>
+        <w:t>水平航程</w:t>
+      </w:r>
+      <w:r>
+        <w:rPr>
+          <w:rFonts w:ascii="Songti SC" w:hAnsi="Songti SC" w:eastAsia="宋体"/>
+        </w:rPr>
+        <w:t>（§4.1.2b）。</w:t>
+      </w:r>
+    </w:p>
+    <w:p>
+      <w:pPr>
+        <w:pStyle w:val="ListBullet"/>
+      </w:pPr>
+      <w:r>
+        <w:rPr>
+          <w:rFonts w:ascii="Songti SC" w:hAnsi="Songti SC" w:eastAsia="宋体"/>
+          <w:b/>
+        </w:rPr>
+        <w:t>中继需求的代价在时间而非能量</w:t>
+      </w:r>
+      <w:r>
+        <w:rPr>
+          <w:rFonts w:ascii="Songti SC" w:hAnsi="Songti SC" w:eastAsia="宋体"/>
+        </w:rPr>
+        <w:t>：仅 2 架中继机面对"时间窗并发峰值 &gt; 2"的并行运输，联合调度使 21 个运输架次被后推（最大 12695 s），联合完成时刻较单独运输延长 60.2%——通信保障在能耗上廉价（仅占 8.2%），在时间上昂贵（§4.4.4）。</w:t>
+      </w:r>
+    </w:p>
+    <w:p>
+      <w:pPr>
+        <w:pStyle w:val="Heading3"/>
+      </w:pPr>
+      <w:r>
+        <w:rPr>
+          <w:rFonts w:ascii="Songti SC" w:hAnsi="Songti SC" w:eastAsia="宋体"/>
+        </w:rPr>
+        <w:t>8.3 模型特色</w:t>
+      </w:r>
+    </w:p>
+    <w:p>
+      <w:pPr>
+        <w:pStyle w:val="ListBullet"/>
+      </w:pPr>
+      <w:r>
+        <w:rPr>
+          <w:rFonts w:ascii="Songti SC" w:hAnsi="Songti SC" w:eastAsia="宋体"/>
+          <w:b/>
+        </w:rPr>
+        <w:t>口径唯一</w:t>
+      </w:r>
+      <w:r>
+        <w:rPr>
+          <w:rFonts w:ascii="Songti SC" w:hAnsi="Songti SC" w:eastAsia="宋体"/>
+        </w:rPr>
+        <w:t xml:space="preserve">：四问共用 </w:t>
+      </w:r>
+      <w:r>
+        <w:rPr>
+          <w:rFonts w:ascii="Songti SC" w:hAnsi="Songti SC" w:eastAsia="宋体"/>
+          <w:sz w:val="18"/>
+        </w:rPr>
+        <w:t>core.py</w:t>
+      </w:r>
+      <w:r>
+        <w:rPr>
+          <w:rFonts w:ascii="Songti SC" w:hAnsi="Songti SC" w:eastAsia="宋体"/>
+        </w:rPr>
+        <w:t xml:space="preserve"> 物理规则层，由静态检查强制，杜绝"各问各算"。</w:t>
+      </w:r>
+    </w:p>
+    <w:p>
+      <w:pPr>
+        <w:pStyle w:val="ListBullet"/>
+      </w:pPr>
+      <w:r>
+        <w:rPr>
+          <w:rFonts w:ascii="Songti SC" w:hAnsi="Songti SC" w:eastAsia="宋体"/>
+          <w:b/>
+        </w:rPr>
+        <w:t>诚实建模</w:t>
+      </w:r>
+      <w:r>
+        <w:rPr>
+          <w:rFonts w:ascii="Songti SC" w:hAnsi="Songti SC" w:eastAsia="宋体"/>
+        </w:rPr>
+        <w:t>：显式区分"题面给定 / 模型假设 / 运行前提"三类，把可追溯的假设（A-1 航程插值读法、A-3 充电比例）与不可追溯的建模选择分开声明，并对脆弱解、不可判定项、模型外因素如实披露（§2、§7.4）。</w:t>
+      </w:r>
+    </w:p>
+    <w:p>
+      <w:pPr>
+        <w:pStyle w:val="ListBullet"/>
+      </w:pPr>
+      <w:r>
+        <w:rPr>
+          <w:rFonts w:ascii="Songti SC" w:hAnsi="Songti SC" w:eastAsia="宋体"/>
+          <w:b/>
+        </w:rPr>
+        <w:t>可验证</w:t>
+      </w:r>
+      <w:r>
+        <w:rPr>
+          <w:rFonts w:ascii="Songti SC" w:hAnsi="Songti SC" w:eastAsia="宋体"/>
+        </w:rPr>
+        <w:t>：51 条验证 + 52 条独立校验 + 66 条交叉对表 + 6 项治理硬检查构成多源交叉，关键结论均由独立校验器复算而非求解器自证（§5.3、§6.3）。</w:t>
+      </w:r>
+    </w:p>
+    <w:p>
+      <w:pPr>
+        <w:pStyle w:val="Heading3"/>
+      </w:pPr>
+      <w:r>
+        <w:rPr>
+          <w:rFonts w:ascii="Songti SC" w:hAnsi="Songti SC" w:eastAsia="宋体"/>
+        </w:rPr>
+        <w:t>8.4 不足与展望</w:t>
+      </w:r>
+    </w:p>
+    <w:p>
+      <w:pPr>
+        <w:pStyle w:val="ListBullet"/>
+      </w:pPr>
+      <w:r>
+        <w:rPr>
+          <w:rFonts w:ascii="Songti SC" w:hAnsi="Songti SC" w:eastAsia="宋体"/>
+          <w:b/>
+        </w:rPr>
+        <w:t>问题三中继架次数为可行解而非全局最优</w:t>
+      </w:r>
+      <w:r>
+        <w:rPr>
+          <w:rFonts w:ascii="Songti SC" w:hAnsi="Songti SC" w:eastAsia="宋体"/>
+        </w:rPr>
+        <w:t>（贪心 + 违约修复），受 2 架中继硬瓶颈限制，最优性下界不可达（§7.2）。</w:t>
+      </w:r>
+    </w:p>
+    <w:p>
+      <w:pPr>
+        <w:pStyle w:val="ListBullet"/>
+      </w:pPr>
+      <w:r>
+        <w:rPr>
+          <w:rFonts w:ascii="Songti SC" w:hAnsi="Songti SC" w:eastAsia="宋体"/>
+          <w:b/>
+        </w:rPr>
+        <w:t>问题二外层组合规模达 10⁹⁴</w:t>
+      </w:r>
+      <w:r>
+        <w:rPr>
+          <w:rFonts w:ascii="Songti SC" w:hAnsi="Songti SC" w:eastAsia="宋体"/>
+        </w:rPr>
+        <w:t>，交付方案为构造启发式而非精确解；内层时序在 N≤18 时可精确判定，外层不可穷举（§4.3.4）。</w:t>
+      </w:r>
+    </w:p>
+    <w:p>
+      <w:pPr>
+        <w:pStyle w:val="ListBullet"/>
+      </w:pPr>
+      <w:r>
+        <w:rPr>
+          <w:rFonts w:ascii="Songti SC" w:hAnsi="Songti SC" w:eastAsia="宋体"/>
+          <w:b/>
+        </w:rPr>
+        <w:t>未建模频谱层干扰与抗干扰机制</w:t>
+      </w:r>
+      <w:r>
+        <w:rPr>
+          <w:rFonts w:ascii="Songti SC" w:hAnsi="Songti SC" w:eastAsia="宋体"/>
+        </w:rPr>
+        <w:t>，以及风阻/温度对电池的耦合（§7.3）。</w:t>
+      </w:r>
+    </w:p>
+    <w:p>
+      <w:pPr>
+        <w:pStyle w:val="ListBullet"/>
+      </w:pPr>
+      <w:r>
+        <w:rPr>
+          <w:rFonts w:ascii="Songti SC" w:hAnsi="Songti SC" w:eastAsia="宋体"/>
+          <w:b/>
+        </w:rPr>
+        <w:t>展望</w:t>
+      </w:r>
+      <w:r>
+        <w:rPr>
+          <w:rFonts w:ascii="Songti SC" w:hAnsi="Songti SC" w:eastAsia="宋体"/>
+        </w:rPr>
+        <w:t>：① 将通信约束并入 CP-SAT 精确模型做联合最优（受规模限制需分解或割平面）；② 引入随机天气情景做两阶段鲁棒优化；③ 将中继悬停高度与位置做连续域优化以压缩驻留能耗。</w:t>
+      </w:r>
+    </w:p>
+    <w:p>
+      <w:pPr>
+        <w:ind w:firstLine="420"/>
+      </w:pPr>
+      <w:r>
+        <w:rPr>
+          <w:rFonts w:ascii="Songti SC" w:hAnsi="Songti SC" w:eastAsia="宋体"/>
+        </w:rPr>
+        <w:t>---</w:t>
+      </w:r>
+    </w:p>
+    <w:p>
+      <w:pPr>
+        <w:pStyle w:val="Heading2"/>
+      </w:pPr>
+      <w:r>
+        <w:rPr>
+          <w:rFonts w:ascii="Songti SC" w:hAnsi="Songti SC" w:eastAsia="宋体"/>
+        </w:rPr>
+        <w:t>九、参考文献</w:t>
       </w:r>
     </w:p>
     <w:p>

--- a/提交/论文/论文.docx
+++ b/提交/论文/论文.docx
@@ -46,7 +46,7 @@
         <w:rPr>
           <w:rFonts w:ascii="Songti SC" w:hAnsi="Songti SC" w:eastAsia="宋体"/>
         </w:rPr>
-        <w:t xml:space="preserve">：以 30 m DEM 为几何基准，先由「标准航程—可用能量」唯一相容读法建立分段计费的能耗模型（§4.1.2），再以「需求（首批/医疗硬时限）→ 资源（实体机/电池/中继）→ 通信（逐时刻链路预算零中断）」三层约束依次收紧可行域，最后在冻结任务结构的前提下核算分区资源。全部物理规则实现于单一模块，并以 9 套验证套件（逾 230 条断言）与静态检查保证四问口径一致。全文统一以 </w:t>
+        <w:t xml:space="preserve">：以 30 m DEM 为几何基准，先由「标准航程—可用能量」唯一相容读法建立分段计费的能耗模型（§4.1.2），再以「需求（首批/医疗硬时限）→ 资源（实体机/电池/中继）→ 通信（逐时刻链路预算零中断）」三层约束依次收紧可行域，最后在冻结任务结构的前提下核算分区资源。全部物理规则实现于单一模块，并以 9 套验证套件（逾 220 条断言）与静态检查保证四问口径一致。全文统一以 </w:t>
       </w:r>
       <w:r>
         <w:rPr>
@@ -17122,7 +17122,7 @@
               <w:rPr>
                 <w:rFonts w:ascii="Songti SC" w:hAnsi="Songti SC" w:eastAsia="宋体"/>
               </w:rPr>
-              <w:t>HTML 打印就绪性 + DOCX 可解析 + 图表引用</w:t>
+              <w:t>PDF（A4 / 零 HTML 泄漏 / 符号齐备）+ DOCX 可解析 + 图表引用</w:t>
             </w:r>
           </w:p>
         </w:tc>
@@ -17137,7 +17137,7 @@
                 <w:rFonts w:ascii="Songti SC" w:hAnsi="Songti SC" w:eastAsia="宋体"/>
                 <w:b/>
               </w:rPr>
-              <w:t>31/31</w:t>
+              <w:t>28/28</w:t>
             </w:r>
           </w:p>
         </w:tc>
@@ -23010,7 +23010,7 @@
         <w:rPr>
           <w:rFonts w:ascii="Songti SC" w:hAnsi="Songti SC" w:eastAsia="宋体"/>
         </w:rPr>
-        <w:t>```bash python3 -m venv .venv &amp;&amp; .venv/bin/pip install numpy scipy pandas openpyxl matplotlib h5py networkx ortools .venv/bin/python code/q1_grouping.py      # 问题一 -&gt; out/Q1_*.csv .venv/bin/python code/q2_schedule.py      # 问题二 -&gt; out/Q2_*.csv .venv/bin/python code/q3_joint.py         # 问题三 -&gt; out/Q3_*.csv .venv/bin/python code/q4_partition.py     # 问题四 -&gt; out/Q4_*.csv .venv/bin/python code/render.py           # 图表 -&gt; paper/figs/*.png .venv/bin/python tests/run_verification.py    # 51 条问题验证 .venv/bin/python code/verify.py               # 52 条独立校验 .venv/bin/python tests/check_template.py      # 提交模板对齐 .venv/bin/python tests/run_global_verify.py   # 全局验证 .venv/bin/python tests/run_settlement.py      # 账本结算 .venv/bin/python code/q2_merge_accounting.py  # G-B 代价核算（Q2 合并） .venv/bin/python code/gis_analysis.py         # GIS 地形分析 .venv/bin/python code/export_paper.py         # 论文导出 HTML/DOCX .venv/bin/python tests/check_export.py        # 导出结构验证 bash tests/governance_check.sh                # 治理硬检查</w:t>
+        <w:t>```bash python3 -m venv .venv &amp;&amp; .venv/bin/pip install numpy scipy pandas openpyxl matplotlib h5py networkx ortools .venv/bin/python code/q1_grouping.py      # 问题一 -&gt; out/Q1_*.csv .venv/bin/python code/q2_schedule.py      # 问题二 -&gt; out/Q2_*.csv .venv/bin/python code/q3_joint.py         # 问题三 -&gt; out/Q3_*.csv .venv/bin/python code/q4_partition.py     # 问题四 -&gt; out/Q4_*.csv .venv/bin/python code/render.py           # 图表 -&gt; paper/figs/*.png .venv/bin/python tests/run_verification.py    # 51 条问题验证 .venv/bin/python code/verify.py               # 52 条独立校验 .venv/bin/python tests/check_template.py      # 提交模板对齐 .venv/bin/python tests/run_global_verify.py   # 全局验证 .venv/bin/python tests/run_settlement.py      # 账本结算 .venv/bin/python code/q2_merge_accounting.py  # G-B 代价核算（Q2 合并） .venv/bin/python code/gis_analysis.py         # GIS 地形分析 .venv/bin/python code/export_docx.py          # 论文导出 DOCX（内嵌图片） .venv/bin/python code/export_pandoc.py        # 论文导出 PDF(xelatex 直出)/DOCX/LaTeX .venv/bin/python tests/check_export.py        # 导出结构验证 bash tests/governance_check.sh                # 治理硬检查</w:t>
       </w:r>
     </w:p>
     <w:p>
